--- a/docs/Panduan-Pengguna-Nusa.docx
+++ b/docs/Panduan-Pengguna-Nusa.docx
@@ -8793,7 +8793,7 @@
           <w:b/>
           <w:bCs/>
         </w:rPr>
-        <w:t xml:space="preserve">Angka sensor menampilkan "—" atau "tidak live".</w:t>
+        <w:t xml:space="preserve">Angka sensor menampilkan "--" atau berlabel "Offline".</w:t>
       </w:r>
       <w:r>
         <w:t xml:space="preserve"> </w:t>

--- a/docs/Panduan-Pengguna-Nusa.docx
+++ b/docs/Panduan-Pengguna-Nusa.docx
@@ -10,7 +10,7 @@
           <w:sz w:val="24"/>
           <w:szCs w:val="24"/>
         </w:rPr>
-        <w:id w:val="1545402189"/>
+        <w:id w:val="78493545"/>
         <w:docPartObj>
           <w:docPartGallery w:val="Table of Contents"/>
           <w:docPartUnique/>
@@ -49,7 +49,7 @@
           <w:r>
             <w:fldChar w:fldCharType="separate"/>
           </w:r>
-          <w:hyperlink w:anchor="_Toc239342038" w:history="1">
+          <w:hyperlink w:anchor="_Toc239344198" w:history="1">
             <w:r>
               <w:rPr>
                 <w:rStyle w:val="Hyperlink"/>
@@ -76,7 +76,7 @@
                 <w:noProof/>
                 <w:webHidden/>
               </w:rPr>
-              <w:instrText xml:space="preserve"> PAGEREF _Toc239342038 \h </w:instrText>
+              <w:instrText xml:space="preserve"> PAGEREF _Toc239344198 \h </w:instrText>
             </w:r>
             <w:r>
               <w:rPr>
@@ -121,7 +121,7 @@
               <w14:ligatures w14:val="standardContextual"/>
             </w:rPr>
           </w:pPr>
-          <w:hyperlink w:anchor="_Toc239342039" w:history="1">
+          <w:hyperlink w:anchor="_Toc239344199" w:history="1">
             <w:r>
               <w:rPr>
                 <w:rStyle w:val="Hyperlink"/>
@@ -148,7 +148,7 @@
                 <w:noProof/>
                 <w:webHidden/>
               </w:rPr>
-              <w:instrText xml:space="preserve"> PAGEREF _Toc239342039 \h </w:instrText>
+              <w:instrText xml:space="preserve"> PAGEREF _Toc239344199 \h </w:instrText>
             </w:r>
             <w:r>
               <w:rPr>
@@ -193,7 +193,7 @@
               <w14:ligatures w14:val="standardContextual"/>
             </w:rPr>
           </w:pPr>
-          <w:hyperlink w:anchor="_Toc239342040" w:history="1">
+          <w:hyperlink w:anchor="_Toc239344200" w:history="1">
             <w:r>
               <w:rPr>
                 <w:rStyle w:val="Hyperlink"/>
@@ -220,7 +220,7 @@
                 <w:noProof/>
                 <w:webHidden/>
               </w:rPr>
-              <w:instrText xml:space="preserve"> PAGEREF _Toc239342040 \h </w:instrText>
+              <w:instrText xml:space="preserve"> PAGEREF _Toc239344200 \h </w:instrText>
             </w:r>
             <w:r>
               <w:rPr>
@@ -265,7 +265,7 @@
               <w14:ligatures w14:val="standardContextual"/>
             </w:rPr>
           </w:pPr>
-          <w:hyperlink w:anchor="_Toc239342041" w:history="1">
+          <w:hyperlink w:anchor="_Toc239344201" w:history="1">
             <w:r>
               <w:rPr>
                 <w:rStyle w:val="Hyperlink"/>
@@ -292,7 +292,7 @@
                 <w:noProof/>
                 <w:webHidden/>
               </w:rPr>
-              <w:instrText xml:space="preserve"> PAGEREF _Toc239342041 \h </w:instrText>
+              <w:instrText xml:space="preserve"> PAGEREF _Toc239344201 \h </w:instrText>
             </w:r>
             <w:r>
               <w:rPr>
@@ -337,7 +337,7 @@
               <w14:ligatures w14:val="standardContextual"/>
             </w:rPr>
           </w:pPr>
-          <w:hyperlink w:anchor="_Toc239342042" w:history="1">
+          <w:hyperlink w:anchor="_Toc239344202" w:history="1">
             <w:r>
               <w:rPr>
                 <w:rStyle w:val="Hyperlink"/>
@@ -364,7 +364,7 @@
                 <w:noProof/>
                 <w:webHidden/>
               </w:rPr>
-              <w:instrText xml:space="preserve"> PAGEREF _Toc239342042 \h </w:instrText>
+              <w:instrText xml:space="preserve"> PAGEREF _Toc239344202 \h </w:instrText>
             </w:r>
             <w:r>
               <w:rPr>
@@ -409,7 +409,7 @@
               <w14:ligatures w14:val="standardContextual"/>
             </w:rPr>
           </w:pPr>
-          <w:hyperlink w:anchor="_Toc239342043" w:history="1">
+          <w:hyperlink w:anchor="_Toc239344203" w:history="1">
             <w:r>
               <w:rPr>
                 <w:rStyle w:val="Hyperlink"/>
@@ -436,7 +436,7 @@
                 <w:noProof/>
                 <w:webHidden/>
               </w:rPr>
-              <w:instrText xml:space="preserve"> PAGEREF _Toc239342043 \h </w:instrText>
+              <w:instrText xml:space="preserve"> PAGEREF _Toc239344203 \h </w:instrText>
             </w:r>
             <w:r>
               <w:rPr>
@@ -481,7 +481,7 @@
               <w14:ligatures w14:val="standardContextual"/>
             </w:rPr>
           </w:pPr>
-          <w:hyperlink w:anchor="_Toc239342044" w:history="1">
+          <w:hyperlink w:anchor="_Toc239344204" w:history="1">
             <w:r>
               <w:rPr>
                 <w:rStyle w:val="Hyperlink"/>
@@ -508,7 +508,7 @@
                 <w:noProof/>
                 <w:webHidden/>
               </w:rPr>
-              <w:instrText xml:space="preserve"> PAGEREF _Toc239342044 \h </w:instrText>
+              <w:instrText xml:space="preserve"> PAGEREF _Toc239344204 \h </w:instrText>
             </w:r>
             <w:r>
               <w:rPr>
@@ -528,7 +528,7 @@
                 <w:noProof/>
                 <w:webHidden/>
               </w:rPr>
-              <w:t>3</w:t>
+              <w:t>4</w:t>
             </w:r>
             <w:r>
               <w:rPr>
@@ -553,7 +553,7 @@
               <w14:ligatures w14:val="standardContextual"/>
             </w:rPr>
           </w:pPr>
-          <w:hyperlink w:anchor="_Toc239342045" w:history="1">
+          <w:hyperlink w:anchor="_Toc239344205" w:history="1">
             <w:r>
               <w:rPr>
                 <w:rStyle w:val="Hyperlink"/>
@@ -580,7 +580,7 @@
                 <w:noProof/>
                 <w:webHidden/>
               </w:rPr>
-              <w:instrText xml:space="preserve"> PAGEREF _Toc239342045 \h </w:instrText>
+              <w:instrText xml:space="preserve"> PAGEREF _Toc239344205 \h </w:instrText>
             </w:r>
             <w:r>
               <w:rPr>
@@ -625,7 +625,7 @@
               <w14:ligatures w14:val="standardContextual"/>
             </w:rPr>
           </w:pPr>
-          <w:hyperlink w:anchor="_Toc239342046" w:history="1">
+          <w:hyperlink w:anchor="_Toc239344206" w:history="1">
             <w:r>
               <w:rPr>
                 <w:rStyle w:val="Hyperlink"/>
@@ -652,7 +652,7 @@
                 <w:noProof/>
                 <w:webHidden/>
               </w:rPr>
-              <w:instrText xml:space="preserve"> PAGEREF _Toc239342046 \h </w:instrText>
+              <w:instrText xml:space="preserve"> PAGEREF _Toc239344206 \h </w:instrText>
             </w:r>
             <w:r>
               <w:rPr>
@@ -697,7 +697,7 @@
               <w14:ligatures w14:val="standardContextual"/>
             </w:rPr>
           </w:pPr>
-          <w:hyperlink w:anchor="_Toc239342047" w:history="1">
+          <w:hyperlink w:anchor="_Toc239344207" w:history="1">
             <w:r>
               <w:rPr>
                 <w:rStyle w:val="Hyperlink"/>
@@ -724,7 +724,7 @@
                 <w:noProof/>
                 <w:webHidden/>
               </w:rPr>
-              <w:instrText xml:space="preserve"> PAGEREF _Toc239342047 \h </w:instrText>
+              <w:instrText xml:space="preserve"> PAGEREF _Toc239344207 \h </w:instrText>
             </w:r>
             <w:r>
               <w:rPr>
@@ -769,7 +769,7 @@
               <w14:ligatures w14:val="standardContextual"/>
             </w:rPr>
           </w:pPr>
-          <w:hyperlink w:anchor="_Toc239342048" w:history="1">
+          <w:hyperlink w:anchor="_Toc239344208" w:history="1">
             <w:r>
               <w:rPr>
                 <w:rStyle w:val="Hyperlink"/>
@@ -796,7 +796,7 @@
                 <w:noProof/>
                 <w:webHidden/>
               </w:rPr>
-              <w:instrText xml:space="preserve"> PAGEREF _Toc239342048 \h </w:instrText>
+              <w:instrText xml:space="preserve"> PAGEREF _Toc239344208 \h </w:instrText>
             </w:r>
             <w:r>
               <w:rPr>
@@ -841,7 +841,7 @@
               <w14:ligatures w14:val="standardContextual"/>
             </w:rPr>
           </w:pPr>
-          <w:hyperlink w:anchor="_Toc239342049" w:history="1">
+          <w:hyperlink w:anchor="_Toc239344209" w:history="1">
             <w:r>
               <w:rPr>
                 <w:rStyle w:val="Hyperlink"/>
@@ -868,7 +868,7 @@
                 <w:noProof/>
                 <w:webHidden/>
               </w:rPr>
-              <w:instrText xml:space="preserve"> PAGEREF _Toc239342049 \h </w:instrText>
+              <w:instrText xml:space="preserve"> PAGEREF _Toc239344209 \h </w:instrText>
             </w:r>
             <w:r>
               <w:rPr>
@@ -913,7 +913,7 @@
               <w14:ligatures w14:val="standardContextual"/>
             </w:rPr>
           </w:pPr>
-          <w:hyperlink w:anchor="_Toc239342050" w:history="1">
+          <w:hyperlink w:anchor="_Toc239344210" w:history="1">
             <w:r>
               <w:rPr>
                 <w:rStyle w:val="Hyperlink"/>
@@ -940,7 +940,7 @@
                 <w:noProof/>
                 <w:webHidden/>
               </w:rPr>
-              <w:instrText xml:space="preserve"> PAGEREF _Toc239342050 \h </w:instrText>
+              <w:instrText xml:space="preserve"> PAGEREF _Toc239344210 \h </w:instrText>
             </w:r>
             <w:r>
               <w:rPr>
@@ -985,7 +985,7 @@
               <w14:ligatures w14:val="standardContextual"/>
             </w:rPr>
           </w:pPr>
-          <w:hyperlink w:anchor="_Toc239342051" w:history="1">
+          <w:hyperlink w:anchor="_Toc239344211" w:history="1">
             <w:r>
               <w:rPr>
                 <w:rStyle w:val="Hyperlink"/>
@@ -1012,7 +1012,7 @@
                 <w:noProof/>
                 <w:webHidden/>
               </w:rPr>
-              <w:instrText xml:space="preserve"> PAGEREF _Toc239342051 \h </w:instrText>
+              <w:instrText xml:space="preserve"> PAGEREF _Toc239344211 \h </w:instrText>
             </w:r>
             <w:r>
               <w:rPr>
@@ -1032,7 +1032,7 @@
                 <w:noProof/>
                 <w:webHidden/>
               </w:rPr>
-              <w:t>6</w:t>
+              <w:t>7</w:t>
             </w:r>
             <w:r>
               <w:rPr>
@@ -1057,7 +1057,7 @@
               <w14:ligatures w14:val="standardContextual"/>
             </w:rPr>
           </w:pPr>
-          <w:hyperlink w:anchor="_Toc239342052" w:history="1">
+          <w:hyperlink w:anchor="_Toc239344212" w:history="1">
             <w:r>
               <w:rPr>
                 <w:rStyle w:val="Hyperlink"/>
@@ -1084,7 +1084,7 @@
                 <w:noProof/>
                 <w:webHidden/>
               </w:rPr>
-              <w:instrText xml:space="preserve"> PAGEREF _Toc239342052 \h </w:instrText>
+              <w:instrText xml:space="preserve"> PAGEREF _Toc239344212 \h </w:instrText>
             </w:r>
             <w:r>
               <w:rPr>
@@ -1129,7 +1129,7 @@
               <w14:ligatures w14:val="standardContextual"/>
             </w:rPr>
           </w:pPr>
-          <w:hyperlink w:anchor="_Toc239342053" w:history="1">
+          <w:hyperlink w:anchor="_Toc239344213" w:history="1">
             <w:r>
               <w:rPr>
                 <w:rStyle w:val="Hyperlink"/>
@@ -1156,7 +1156,7 @@
                 <w:noProof/>
                 <w:webHidden/>
               </w:rPr>
-              <w:instrText xml:space="preserve"> PAGEREF _Toc239342053 \h </w:instrText>
+              <w:instrText xml:space="preserve"> PAGEREF _Toc239344213 \h </w:instrText>
             </w:r>
             <w:r>
               <w:rPr>
@@ -1201,7 +1201,7 @@
               <w14:ligatures w14:val="standardContextual"/>
             </w:rPr>
           </w:pPr>
-          <w:hyperlink w:anchor="_Toc239342054" w:history="1">
+          <w:hyperlink w:anchor="_Toc239344214" w:history="1">
             <w:r>
               <w:rPr>
                 <w:rStyle w:val="Hyperlink"/>
@@ -1228,7 +1228,7 @@
                 <w:noProof/>
                 <w:webHidden/>
               </w:rPr>
-              <w:instrText xml:space="preserve"> PAGEREF _Toc239342054 \h </w:instrText>
+              <w:instrText xml:space="preserve"> PAGEREF _Toc239344214 \h </w:instrText>
             </w:r>
             <w:r>
               <w:rPr>
@@ -1273,7 +1273,7 @@
               <w14:ligatures w14:val="standardContextual"/>
             </w:rPr>
           </w:pPr>
-          <w:hyperlink w:anchor="_Toc239342055" w:history="1">
+          <w:hyperlink w:anchor="_Toc239344215" w:history="1">
             <w:r>
               <w:rPr>
                 <w:rStyle w:val="Hyperlink"/>
@@ -1300,7 +1300,7 @@
                 <w:noProof/>
                 <w:webHidden/>
               </w:rPr>
-              <w:instrText xml:space="preserve"> PAGEREF _Toc239342055 \h </w:instrText>
+              <w:instrText xml:space="preserve"> PAGEREF _Toc239344215 \h </w:instrText>
             </w:r>
             <w:r>
               <w:rPr>
@@ -1345,7 +1345,7 @@
               <w14:ligatures w14:val="standardContextual"/>
             </w:rPr>
           </w:pPr>
-          <w:hyperlink w:anchor="_Toc239342056" w:history="1">
+          <w:hyperlink w:anchor="_Toc239344216" w:history="1">
             <w:r>
               <w:rPr>
                 <w:rStyle w:val="Hyperlink"/>
@@ -1372,7 +1372,7 @@
                 <w:noProof/>
                 <w:webHidden/>
               </w:rPr>
-              <w:instrText xml:space="preserve"> PAGEREF _Toc239342056 \h </w:instrText>
+              <w:instrText xml:space="preserve"> PAGEREF _Toc239344216 \h </w:instrText>
             </w:r>
             <w:r>
               <w:rPr>
@@ -1417,7 +1417,7 @@
               <w14:ligatures w14:val="standardContextual"/>
             </w:rPr>
           </w:pPr>
-          <w:hyperlink w:anchor="_Toc239342057" w:history="1">
+          <w:hyperlink w:anchor="_Toc239344217" w:history="1">
             <w:r>
               <w:rPr>
                 <w:rStyle w:val="Hyperlink"/>
@@ -1444,7 +1444,7 @@
                 <w:noProof/>
                 <w:webHidden/>
               </w:rPr>
-              <w:instrText xml:space="preserve"> PAGEREF _Toc239342057 \h </w:instrText>
+              <w:instrText xml:space="preserve"> PAGEREF _Toc239344217 \h </w:instrText>
             </w:r>
             <w:r>
               <w:rPr>
@@ -1489,7 +1489,7 @@
               <w14:ligatures w14:val="standardContextual"/>
             </w:rPr>
           </w:pPr>
-          <w:hyperlink w:anchor="_Toc239342058" w:history="1">
+          <w:hyperlink w:anchor="_Toc239344218" w:history="1">
             <w:r>
               <w:rPr>
                 <w:rStyle w:val="Hyperlink"/>
@@ -1516,7 +1516,7 @@
                 <w:noProof/>
                 <w:webHidden/>
               </w:rPr>
-              <w:instrText xml:space="preserve"> PAGEREF _Toc239342058 \h </w:instrText>
+              <w:instrText xml:space="preserve"> PAGEREF _Toc239344218 \h </w:instrText>
             </w:r>
             <w:r>
               <w:rPr>
@@ -1561,7 +1561,7 @@
               <w14:ligatures w14:val="standardContextual"/>
             </w:rPr>
           </w:pPr>
-          <w:hyperlink w:anchor="_Toc239342059" w:history="1">
+          <w:hyperlink w:anchor="_Toc239344219" w:history="1">
             <w:r>
               <w:rPr>
                 <w:rStyle w:val="Hyperlink"/>
@@ -1588,7 +1588,7 @@
                 <w:noProof/>
                 <w:webHidden/>
               </w:rPr>
-              <w:instrText xml:space="preserve"> PAGEREF _Toc239342059 \h </w:instrText>
+              <w:instrText xml:space="preserve"> PAGEREF _Toc239344219 \h </w:instrText>
             </w:r>
             <w:r>
               <w:rPr>
@@ -1633,7 +1633,7 @@
               <w14:ligatures w14:val="standardContextual"/>
             </w:rPr>
           </w:pPr>
-          <w:hyperlink w:anchor="_Toc239342060" w:history="1">
+          <w:hyperlink w:anchor="_Toc239344220" w:history="1">
             <w:r>
               <w:rPr>
                 <w:rStyle w:val="Hyperlink"/>
@@ -1660,7 +1660,7 @@
                 <w:noProof/>
                 <w:webHidden/>
               </w:rPr>
-              <w:instrText xml:space="preserve"> PAGEREF _Toc239342060 \h </w:instrText>
+              <w:instrText xml:space="preserve"> PAGEREF _Toc239344220 \h </w:instrText>
             </w:r>
             <w:r>
               <w:rPr>
@@ -1705,7 +1705,7 @@
               <w14:ligatures w14:val="standardContextual"/>
             </w:rPr>
           </w:pPr>
-          <w:hyperlink w:anchor="_Toc239342061" w:history="1">
+          <w:hyperlink w:anchor="_Toc239344221" w:history="1">
             <w:r>
               <w:rPr>
                 <w:rStyle w:val="Hyperlink"/>
@@ -1732,7 +1732,7 @@
                 <w:noProof/>
                 <w:webHidden/>
               </w:rPr>
-              <w:instrText xml:space="preserve"> PAGEREF _Toc239342061 \h </w:instrText>
+              <w:instrText xml:space="preserve"> PAGEREF _Toc239344221 \h </w:instrText>
             </w:r>
             <w:r>
               <w:rPr>
@@ -1777,7 +1777,7 @@
               <w14:ligatures w14:val="standardContextual"/>
             </w:rPr>
           </w:pPr>
-          <w:hyperlink w:anchor="_Toc239342062" w:history="1">
+          <w:hyperlink w:anchor="_Toc239344222" w:history="1">
             <w:r>
               <w:rPr>
                 <w:rStyle w:val="Hyperlink"/>
@@ -1804,7 +1804,7 @@
                 <w:noProof/>
                 <w:webHidden/>
               </w:rPr>
-              <w:instrText xml:space="preserve"> PAGEREF _Toc239342062 \h </w:instrText>
+              <w:instrText xml:space="preserve"> PAGEREF _Toc239344222 \h </w:instrText>
             </w:r>
             <w:r>
               <w:rPr>
@@ -1849,7 +1849,7 @@
               <w14:ligatures w14:val="standardContextual"/>
             </w:rPr>
           </w:pPr>
-          <w:hyperlink w:anchor="_Toc239342063" w:history="1">
+          <w:hyperlink w:anchor="_Toc239344223" w:history="1">
             <w:r>
               <w:rPr>
                 <w:rStyle w:val="Hyperlink"/>
@@ -1876,7 +1876,7 @@
                 <w:noProof/>
                 <w:webHidden/>
               </w:rPr>
-              <w:instrText xml:space="preserve"> PAGEREF _Toc239342063 \h </w:instrText>
+              <w:instrText xml:space="preserve"> PAGEREF _Toc239344223 \h </w:instrText>
             </w:r>
             <w:r>
               <w:rPr>
@@ -1921,7 +1921,7 @@
               <w14:ligatures w14:val="standardContextual"/>
             </w:rPr>
           </w:pPr>
-          <w:hyperlink w:anchor="_Toc239342064" w:history="1">
+          <w:hyperlink w:anchor="_Toc239344224" w:history="1">
             <w:r>
               <w:rPr>
                 <w:rStyle w:val="Hyperlink"/>
@@ -1948,7 +1948,7 @@
                 <w:noProof/>
                 <w:webHidden/>
               </w:rPr>
-              <w:instrText xml:space="preserve"> PAGEREF _Toc239342064 \h </w:instrText>
+              <w:instrText xml:space="preserve"> PAGEREF _Toc239344224 \h </w:instrText>
             </w:r>
             <w:r>
               <w:rPr>
@@ -1993,7 +1993,7 @@
               <w14:ligatures w14:val="standardContextual"/>
             </w:rPr>
           </w:pPr>
-          <w:hyperlink w:anchor="_Toc239342065" w:history="1">
+          <w:hyperlink w:anchor="_Toc239344225" w:history="1">
             <w:r>
               <w:rPr>
                 <w:rStyle w:val="Hyperlink"/>
@@ -2020,7 +2020,7 @@
                 <w:noProof/>
                 <w:webHidden/>
               </w:rPr>
-              <w:instrText xml:space="preserve"> PAGEREF _Toc239342065 \h </w:instrText>
+              <w:instrText xml:space="preserve"> PAGEREF _Toc239344225 \h </w:instrText>
             </w:r>
             <w:r>
               <w:rPr>
@@ -2065,7 +2065,7 @@
               <w14:ligatures w14:val="standardContextual"/>
             </w:rPr>
           </w:pPr>
-          <w:hyperlink w:anchor="_Toc239342066" w:history="1">
+          <w:hyperlink w:anchor="_Toc239344226" w:history="1">
             <w:r>
               <w:rPr>
                 <w:rStyle w:val="Hyperlink"/>
@@ -2092,7 +2092,7 @@
                 <w:noProof/>
                 <w:webHidden/>
               </w:rPr>
-              <w:instrText xml:space="preserve"> PAGEREF _Toc239342066 \h </w:instrText>
+              <w:instrText xml:space="preserve"> PAGEREF _Toc239344226 \h </w:instrText>
             </w:r>
             <w:r>
               <w:rPr>
@@ -2137,7 +2137,7 @@
               <w14:ligatures w14:val="standardContextual"/>
             </w:rPr>
           </w:pPr>
-          <w:hyperlink w:anchor="_Toc239342067" w:history="1">
+          <w:hyperlink w:anchor="_Toc239344227" w:history="1">
             <w:r>
               <w:rPr>
                 <w:rStyle w:val="Hyperlink"/>
@@ -2164,7 +2164,7 @@
                 <w:noProof/>
                 <w:webHidden/>
               </w:rPr>
-              <w:instrText xml:space="preserve"> PAGEREF _Toc239342067 \h </w:instrText>
+              <w:instrText xml:space="preserve"> PAGEREF _Toc239344227 \h </w:instrText>
             </w:r>
             <w:r>
               <w:rPr>
@@ -2209,7 +2209,7 @@
               <w14:ligatures w14:val="standardContextual"/>
             </w:rPr>
           </w:pPr>
-          <w:hyperlink w:anchor="_Toc239342068" w:history="1">
+          <w:hyperlink w:anchor="_Toc239344228" w:history="1">
             <w:r>
               <w:rPr>
                 <w:rStyle w:val="Hyperlink"/>
@@ -2236,7 +2236,7 @@
                 <w:noProof/>
                 <w:webHidden/>
               </w:rPr>
-              <w:instrText xml:space="preserve"> PAGEREF _Toc239342068 \h </w:instrText>
+              <w:instrText xml:space="preserve"> PAGEREF _Toc239344228 \h </w:instrText>
             </w:r>
             <w:r>
               <w:rPr>
@@ -2281,7 +2281,7 @@
               <w14:ligatures w14:val="standardContextual"/>
             </w:rPr>
           </w:pPr>
-          <w:hyperlink w:anchor="_Toc239342069" w:history="1">
+          <w:hyperlink w:anchor="_Toc239344229" w:history="1">
             <w:r>
               <w:rPr>
                 <w:rStyle w:val="Hyperlink"/>
@@ -2308,7 +2308,7 @@
                 <w:noProof/>
                 <w:webHidden/>
               </w:rPr>
-              <w:instrText xml:space="preserve"> PAGEREF _Toc239342069 \h </w:instrText>
+              <w:instrText xml:space="preserve"> PAGEREF _Toc239344229 \h </w:instrText>
             </w:r>
             <w:r>
               <w:rPr>
@@ -2353,7 +2353,7 @@
               <w14:ligatures w14:val="standardContextual"/>
             </w:rPr>
           </w:pPr>
-          <w:hyperlink w:anchor="_Toc239342070" w:history="1">
+          <w:hyperlink w:anchor="_Toc239344230" w:history="1">
             <w:r>
               <w:rPr>
                 <w:rStyle w:val="Hyperlink"/>
@@ -2380,7 +2380,7 @@
                 <w:noProof/>
                 <w:webHidden/>
               </w:rPr>
-              <w:instrText xml:space="preserve"> PAGEREF _Toc239342070 \h </w:instrText>
+              <w:instrText xml:space="preserve"> PAGEREF _Toc239344230 \h </w:instrText>
             </w:r>
             <w:r>
               <w:rPr>
@@ -2400,7 +2400,7 @@
                 <w:noProof/>
                 <w:webHidden/>
               </w:rPr>
-              <w:t>16</w:t>
+              <w:t>17</w:t>
             </w:r>
             <w:r>
               <w:rPr>
@@ -2425,7 +2425,7 @@
               <w14:ligatures w14:val="standardContextual"/>
             </w:rPr>
           </w:pPr>
-          <w:hyperlink w:anchor="_Toc239342071" w:history="1">
+          <w:hyperlink w:anchor="_Toc239344231" w:history="1">
             <w:r>
               <w:rPr>
                 <w:rStyle w:val="Hyperlink"/>
@@ -2452,7 +2452,7 @@
                 <w:noProof/>
                 <w:webHidden/>
               </w:rPr>
-              <w:instrText xml:space="preserve"> PAGEREF _Toc239342071 \h </w:instrText>
+              <w:instrText xml:space="preserve"> PAGEREF _Toc239344231 \h </w:instrText>
             </w:r>
             <w:r>
               <w:rPr>
@@ -2497,7 +2497,7 @@
               <w14:ligatures w14:val="standardContextual"/>
             </w:rPr>
           </w:pPr>
-          <w:hyperlink w:anchor="_Toc239342072" w:history="1">
+          <w:hyperlink w:anchor="_Toc239344232" w:history="1">
             <w:r>
               <w:rPr>
                 <w:rStyle w:val="Hyperlink"/>
@@ -2524,7 +2524,7 @@
                 <w:noProof/>
                 <w:webHidden/>
               </w:rPr>
-              <w:instrText xml:space="preserve"> PAGEREF _Toc239342072 \h </w:instrText>
+              <w:instrText xml:space="preserve"> PAGEREF _Toc239344232 \h </w:instrText>
             </w:r>
             <w:r>
               <w:rPr>
@@ -2569,7 +2569,7 @@
               <w14:ligatures w14:val="standardContextual"/>
             </w:rPr>
           </w:pPr>
-          <w:hyperlink w:anchor="_Toc239342073" w:history="1">
+          <w:hyperlink w:anchor="_Toc239344233" w:history="1">
             <w:r>
               <w:rPr>
                 <w:rStyle w:val="Hyperlink"/>
@@ -2596,7 +2596,7 @@
                 <w:noProof/>
                 <w:webHidden/>
               </w:rPr>
-              <w:instrText xml:space="preserve"> PAGEREF _Toc239342073 \h </w:instrText>
+              <w:instrText xml:space="preserve"> PAGEREF _Toc239344233 \h </w:instrText>
             </w:r>
             <w:r>
               <w:rPr>
@@ -2616,7 +2616,7 @@
                 <w:noProof/>
                 <w:webHidden/>
               </w:rPr>
-              <w:t>17</w:t>
+              <w:t>18</w:t>
             </w:r>
             <w:r>
               <w:rPr>
@@ -2641,7 +2641,7 @@
               <w14:ligatures w14:val="standardContextual"/>
             </w:rPr>
           </w:pPr>
-          <w:hyperlink w:anchor="_Toc239342074" w:history="1">
+          <w:hyperlink w:anchor="_Toc239344234" w:history="1">
             <w:r>
               <w:rPr>
                 <w:rStyle w:val="Hyperlink"/>
@@ -2668,7 +2668,7 @@
                 <w:noProof/>
                 <w:webHidden/>
               </w:rPr>
-              <w:instrText xml:space="preserve"> PAGEREF _Toc239342074 \h </w:instrText>
+              <w:instrText xml:space="preserve"> PAGEREF _Toc239344234 \h </w:instrText>
             </w:r>
             <w:r>
               <w:rPr>
@@ -2688,7 +2688,7 @@
                 <w:noProof/>
                 <w:webHidden/>
               </w:rPr>
-              <w:t>17</w:t>
+              <w:t>18</w:t>
             </w:r>
             <w:r>
               <w:rPr>
@@ -2713,7 +2713,7 @@
               <w14:ligatures w14:val="standardContextual"/>
             </w:rPr>
           </w:pPr>
-          <w:hyperlink w:anchor="_Toc239342075" w:history="1">
+          <w:hyperlink w:anchor="_Toc239344235" w:history="1">
             <w:r>
               <w:rPr>
                 <w:rStyle w:val="Hyperlink"/>
@@ -2740,7 +2740,7 @@
                 <w:noProof/>
                 <w:webHidden/>
               </w:rPr>
-              <w:instrText xml:space="preserve"> PAGEREF _Toc239342075 \h </w:instrText>
+              <w:instrText xml:space="preserve"> PAGEREF _Toc239344235 \h </w:instrText>
             </w:r>
             <w:r>
               <w:rPr>
@@ -2785,7 +2785,7 @@
               <w14:ligatures w14:val="standardContextual"/>
             </w:rPr>
           </w:pPr>
-          <w:hyperlink w:anchor="_Toc239342076" w:history="1">
+          <w:hyperlink w:anchor="_Toc239344236" w:history="1">
             <w:r>
               <w:rPr>
                 <w:rStyle w:val="Hyperlink"/>
@@ -2812,7 +2812,7 @@
                 <w:noProof/>
                 <w:webHidden/>
               </w:rPr>
-              <w:instrText xml:space="preserve"> PAGEREF _Toc239342076 \h </w:instrText>
+              <w:instrText xml:space="preserve"> PAGEREF _Toc239344236 \h </w:instrText>
             </w:r>
             <w:r>
               <w:rPr>
@@ -2857,7 +2857,7 @@
               <w14:ligatures w14:val="standardContextual"/>
             </w:rPr>
           </w:pPr>
-          <w:hyperlink w:anchor="_Toc239342077" w:history="1">
+          <w:hyperlink w:anchor="_Toc239344237" w:history="1">
             <w:r>
               <w:rPr>
                 <w:rStyle w:val="Hyperlink"/>
@@ -2884,7 +2884,7 @@
                 <w:noProof/>
                 <w:webHidden/>
               </w:rPr>
-              <w:instrText xml:space="preserve"> PAGEREF _Toc239342077 \h </w:instrText>
+              <w:instrText xml:space="preserve"> PAGEREF _Toc239344237 \h </w:instrText>
             </w:r>
             <w:r>
               <w:rPr>
@@ -2904,7 +2904,7 @@
                 <w:noProof/>
                 <w:webHidden/>
               </w:rPr>
-              <w:t>18</w:t>
+              <w:t>19</w:t>
             </w:r>
             <w:r>
               <w:rPr>
@@ -2929,7 +2929,7 @@
               <w14:ligatures w14:val="standardContextual"/>
             </w:rPr>
           </w:pPr>
-          <w:hyperlink w:anchor="_Toc239342078" w:history="1">
+          <w:hyperlink w:anchor="_Toc239344238" w:history="1">
             <w:r>
               <w:rPr>
                 <w:rStyle w:val="Hyperlink"/>
@@ -2956,7 +2956,7 @@
                 <w:noProof/>
                 <w:webHidden/>
               </w:rPr>
-              <w:instrText xml:space="preserve"> PAGEREF _Toc239342078 \h </w:instrText>
+              <w:instrText xml:space="preserve"> PAGEREF _Toc239344238 \h </w:instrText>
             </w:r>
             <w:r>
               <w:rPr>
@@ -3001,7 +3001,7 @@
               <w14:ligatures w14:val="standardContextual"/>
             </w:rPr>
           </w:pPr>
-          <w:hyperlink w:anchor="_Toc239342079" w:history="1">
+          <w:hyperlink w:anchor="_Toc239344239" w:history="1">
             <w:r>
               <w:rPr>
                 <w:rStyle w:val="Hyperlink"/>
@@ -3028,7 +3028,7 @@
                 <w:noProof/>
                 <w:webHidden/>
               </w:rPr>
-              <w:instrText xml:space="preserve"> PAGEREF _Toc239342079 \h </w:instrText>
+              <w:instrText xml:space="preserve"> PAGEREF _Toc239344239 \h </w:instrText>
             </w:r>
             <w:r>
               <w:rPr>
@@ -3073,7 +3073,7 @@
               <w14:ligatures w14:val="standardContextual"/>
             </w:rPr>
           </w:pPr>
-          <w:hyperlink w:anchor="_Toc239342080" w:history="1">
+          <w:hyperlink w:anchor="_Toc239344240" w:history="1">
             <w:r>
               <w:rPr>
                 <w:rStyle w:val="Hyperlink"/>
@@ -3100,7 +3100,7 @@
                 <w:noProof/>
                 <w:webHidden/>
               </w:rPr>
-              <w:instrText xml:space="preserve"> PAGEREF _Toc239342080 \h </w:instrText>
+              <w:instrText xml:space="preserve"> PAGEREF _Toc239344240 \h </w:instrText>
             </w:r>
             <w:r>
               <w:rPr>
@@ -3145,7 +3145,7 @@
               <w14:ligatures w14:val="standardContextual"/>
             </w:rPr>
           </w:pPr>
-          <w:hyperlink w:anchor="_Toc239342081" w:history="1">
+          <w:hyperlink w:anchor="_Toc239344241" w:history="1">
             <w:r>
               <w:rPr>
                 <w:rStyle w:val="Hyperlink"/>
@@ -3172,7 +3172,7 @@
                 <w:noProof/>
                 <w:webHidden/>
               </w:rPr>
-              <w:instrText xml:space="preserve"> PAGEREF _Toc239342081 \h </w:instrText>
+              <w:instrText xml:space="preserve"> PAGEREF _Toc239344241 \h </w:instrText>
             </w:r>
             <w:r>
               <w:rPr>
@@ -3215,7 +3215,7 @@
         <w:pStyle w:val="Heading1"/>
       </w:pPr>
       <w:bookmarkStart w:id="0" w:name="panduan-pengguna--sistem-ota"/>
-      <w:bookmarkStart w:id="1" w:name="_Toc239342038"/>
+      <w:bookmarkStart w:id="1" w:name="_Toc239344198"/>
       <w:r>
         <w:t>Panduan Pengguna — Sistem OTA</w:t>
       </w:r>
@@ -3264,7 +3264,7 @@
         <w:pStyle w:val="Heading2"/>
       </w:pPr>
       <w:bookmarkStart w:id="2" w:name="X172ed28058a279100392f28b99ffdf3a0c34aa2"/>
-      <w:bookmarkStart w:id="3" w:name="_Toc239342039"/>
+      <w:bookmarkStart w:id="3" w:name="_Toc239344199"/>
       <w:r>
         <w:t>1. Tentang Sistem</w:t>
       </w:r>
@@ -3402,7 +3402,7 @@
         <w:pStyle w:val="Heading2"/>
       </w:pPr>
       <w:bookmarkStart w:id="4" w:name="X516a5673ad1be204ccd7a565107e8954252b2a2"/>
-      <w:bookmarkStart w:id="5" w:name="_Toc239342040"/>
+      <w:bookmarkStart w:id="5" w:name="_Toc239344200"/>
       <w:bookmarkEnd w:id="2"/>
       <w:r>
         <w:t>2. Sebelum Mulai</w:t>
@@ -3414,7 +3414,7 @@
         <w:pStyle w:val="Heading3"/>
       </w:pPr>
       <w:bookmarkStart w:id="6" w:name="perangkat-dan-browser"/>
-      <w:bookmarkStart w:id="7" w:name="_Toc239342041"/>
+      <w:bookmarkStart w:id="7" w:name="_Toc239344201"/>
       <w:r>
         <w:t>Perangkat dan browser</w:t>
       </w:r>
@@ -3590,7 +3590,7 @@
         <w:pStyle w:val="Heading3"/>
       </w:pPr>
       <w:bookmarkStart w:id="8" w:name="Xab97614c64c8444236b81d3508ff4ba65b84810"/>
-      <w:bookmarkStart w:id="9" w:name="_Toc239342042"/>
+      <w:bookmarkStart w:id="9" w:name="_Toc239344202"/>
       <w:bookmarkEnd w:id="6"/>
       <w:r>
         <w:t>Memasang aplikasi ke layar utama (opsional)</w:t>
@@ -3634,7 +3634,17 @@
         <w:t>Android (Chrome):</w:t>
       </w:r>
       <w:r>
-        <w:t xml:space="preserve"> buka menu ⋮ → </w:t>
+        <w:t xml:space="preserve"> buka menu </w:t>
+      </w:r>
+      <w:r>
+        <w:rPr>
+          <w:b/>
+          <w:bCs/>
+        </w:rPr>
+        <w:t>tiga titik</w:t>
+      </w:r>
+      <w:r>
+        <w:t xml:space="preserve"> (⋮) lalu </w:t>
       </w:r>
       <w:r>
         <w:rPr>
@@ -3663,7 +3673,17 @@
         <w:t>iPhone/iPad (Safari):</w:t>
       </w:r>
       <w:r>
-        <w:t xml:space="preserve"> tombol Bagikan → </w:t>
+        <w:t xml:space="preserve"> tombol </w:t>
+      </w:r>
+      <w:r>
+        <w:rPr>
+          <w:b/>
+          <w:bCs/>
+        </w:rPr>
+        <w:t>Bagikan</w:t>
+      </w:r>
+      <w:r>
+        <w:t xml:space="preserve"> lalu </w:t>
       </w:r>
       <w:r>
         <w:rPr>
@@ -3700,7 +3720,7 @@
         <w:pStyle w:val="Heading3"/>
       </w:pPr>
       <w:bookmarkStart w:id="10" w:name="bahasa-dan-tampilan"/>
-      <w:bookmarkStart w:id="11" w:name="_Toc239342043"/>
+      <w:bookmarkStart w:id="11" w:name="_Toc239344203"/>
       <w:bookmarkEnd w:id="8"/>
       <w:r>
         <w:t>Bahasa dan tampilan</w:t>
@@ -3778,7 +3798,7 @@
         <w:pStyle w:val="Heading2"/>
       </w:pPr>
       <w:bookmarkStart w:id="12" w:name="Xf8e1c1840feb6a18186aa23f9d04849518f3589"/>
-      <w:bookmarkStart w:id="13" w:name="_Toc239342044"/>
+      <w:bookmarkStart w:id="13" w:name="_Toc239344204"/>
       <w:bookmarkEnd w:id="4"/>
       <w:bookmarkEnd w:id="10"/>
       <w:r>
@@ -4326,7 +4346,7 @@
         <w:pStyle w:val="Heading2"/>
       </w:pPr>
       <w:bookmarkStart w:id="14" w:name="X690b77e02886782613d4bfc9e2e628b8c43b2e1"/>
-      <w:bookmarkStart w:id="15" w:name="_Toc239342045"/>
+      <w:bookmarkStart w:id="15" w:name="_Toc239344205"/>
       <w:bookmarkEnd w:id="12"/>
       <w:r>
         <w:t>4. Peran Akun</w:t>
@@ -4627,7 +4647,7 @@
         <w:pStyle w:val="Heading2"/>
       </w:pPr>
       <w:bookmarkStart w:id="16" w:name="X6611885c91dac9ac5a6a96bbc8ab582f9e5ef50"/>
-      <w:bookmarkStart w:id="17" w:name="_Toc239342046"/>
+      <w:bookmarkStart w:id="17" w:name="_Toc239344206"/>
       <w:bookmarkEnd w:id="14"/>
       <w:r>
         <w:t>5. Panduan Wisatawan</w:t>
@@ -4639,7 +4659,7 @@
         <w:pStyle w:val="Heading3"/>
       </w:pPr>
       <w:bookmarkStart w:id="18" w:name="X341f3c8b02c1a91532b6ed51c98ae4a4ab1691c"/>
-      <w:bookmarkStart w:id="19" w:name="_Toc239342047"/>
+      <w:bookmarkStart w:id="19" w:name="_Toc239344207"/>
       <w:r>
         <w:t>5.1 Masuk dan mendaftar</w:t>
       </w:r>
@@ -4929,7 +4949,7 @@
         <w:pStyle w:val="Heading3"/>
       </w:pPr>
       <w:bookmarkStart w:id="20" w:name="Xf4ce04261fb07cf72ad095854c7d1d2da6bde1b"/>
-      <w:bookmarkStart w:id="21" w:name="_Toc239342048"/>
+      <w:bookmarkStart w:id="21" w:name="_Toc239344208"/>
       <w:bookmarkEnd w:id="18"/>
       <w:r>
         <w:t>5.2 Melengkapi profil</w:t>
@@ -5005,7 +5025,7 @@
         <w:pStyle w:val="Heading3"/>
       </w:pPr>
       <w:bookmarkStart w:id="22" w:name="Xc2196801ff1c964663687ea2dc0e6c5b1121cf2"/>
-      <w:bookmarkStart w:id="23" w:name="_Toc239342049"/>
+      <w:bookmarkStart w:id="23" w:name="_Toc239344209"/>
       <w:bookmarkEnd w:id="20"/>
       <w:r>
         <w:t>5.3 Mencari destinasi</w:t>
@@ -5133,7 +5153,7 @@
         <w:pStyle w:val="Heading3"/>
       </w:pPr>
       <w:bookmarkStart w:id="24" w:name="X079cabfe0b1e945391642a77f724323c7cd63b7"/>
-      <w:bookmarkStart w:id="25" w:name="_Toc239342050"/>
+      <w:bookmarkStart w:id="25" w:name="_Toc239344210"/>
       <w:bookmarkEnd w:id="22"/>
       <w:r>
         <w:t>5.4 Halaman destinasi</w:t>
@@ -5384,7 +5404,7 @@
         <w:pStyle w:val="Heading3"/>
       </w:pPr>
       <w:bookmarkStart w:id="26" w:name="X076aab2fecebcc22d78fe4e8c34034a2dee1ce0"/>
-      <w:bookmarkStart w:id="27" w:name="_Toc239342051"/>
+      <w:bookmarkStart w:id="27" w:name="_Toc239344211"/>
       <w:bookmarkEnd w:id="24"/>
       <w:r>
         <w:t>5.5 Memesan tiket</w:t>
@@ -5734,7 +5754,7 @@
         <w:pStyle w:val="Heading3"/>
       </w:pPr>
       <w:bookmarkStart w:id="28" w:name="X157795ab4aa3a03b3578a22d79cbbe04a3560e2"/>
-      <w:bookmarkStart w:id="29" w:name="_Toc239342052"/>
+      <w:bookmarkStart w:id="29" w:name="_Toc239344212"/>
       <w:bookmarkEnd w:id="26"/>
       <w:r>
         <w:t>5.6 Mengubah booking sebelum bayar</w:t>
@@ -6119,7 +6139,7 @@
         <w:pStyle w:val="Heading3"/>
       </w:pPr>
       <w:bookmarkStart w:id="30" w:name="X68b3a1f5b97cc8f69fb576bff6e7d20e572e09f"/>
-      <w:bookmarkStart w:id="31" w:name="_Toc239342053"/>
+      <w:bookmarkStart w:id="31" w:name="_Toc239344213"/>
       <w:bookmarkEnd w:id="28"/>
       <w:r>
         <w:t>5.7 Membayar dengan QRIS</w:t>
@@ -6381,7 +6401,7 @@
         <w:pStyle w:val="Heading3"/>
       </w:pPr>
       <w:bookmarkStart w:id="32" w:name="Xea17d19a487172746d870c8197e31883623ca80"/>
-      <w:bookmarkStart w:id="33" w:name="_Toc239342054"/>
+      <w:bookmarkStart w:id="33" w:name="_Toc239344214"/>
       <w:bookmarkEnd w:id="30"/>
       <w:r>
         <w:t>5.8 Tiket dan check-in</w:t>
@@ -6742,7 +6762,7 @@
         <w:pStyle w:val="Heading3"/>
       </w:pPr>
       <w:bookmarkStart w:id="34" w:name="X4f334a452d8b2a8b04168ad9b87e57c01f08b62"/>
-      <w:bookmarkStart w:id="35" w:name="_Toc239342055"/>
+      <w:bookmarkStart w:id="35" w:name="_Toc239344215"/>
       <w:bookmarkEnd w:id="32"/>
       <w:r>
         <w:t>5.9 Status booking</w:t>
@@ -6989,7 +7009,7 @@
         <w:pStyle w:val="Heading3"/>
       </w:pPr>
       <w:bookmarkStart w:id="36" w:name="X9e998cca62039d7fc1299e94b19024bee2c2c78"/>
-      <w:bookmarkStart w:id="37" w:name="_Toc239342056"/>
+      <w:bookmarkStart w:id="37" w:name="_Toc239344216"/>
       <w:bookmarkEnd w:id="34"/>
       <w:r>
         <w:t>5.10 Menonton pantauan langsung</w:t>
@@ -7466,7 +7486,7 @@
         <w:pStyle w:val="Heading3"/>
       </w:pPr>
       <w:bookmarkStart w:id="38" w:name="Xb5582e4e54789663b6d71b792be3f2724254bf9"/>
-      <w:bookmarkStart w:id="39" w:name="_Toc239342057"/>
+      <w:bookmarkStart w:id="39" w:name="_Toc239344217"/>
       <w:bookmarkEnd w:id="36"/>
       <w:r>
         <w:t>5.11 Menulis ulasan</w:t>
@@ -7514,7 +7534,7 @@
         <w:pStyle w:val="Heading3"/>
       </w:pPr>
       <w:bookmarkStart w:id="40" w:name="X791e33cb8dae2be0ffb2813651e9fddd4ab4954"/>
-      <w:bookmarkStart w:id="41" w:name="_Toc239342058"/>
+      <w:bookmarkStart w:id="41" w:name="_Toc239344218"/>
       <w:bookmarkEnd w:id="38"/>
       <w:r>
         <w:t>5.12 Daftar tersimpan</w:t>
@@ -7575,7 +7595,7 @@
         <w:pStyle w:val="Heading3"/>
       </w:pPr>
       <w:bookmarkStart w:id="42" w:name="X9515097c157b2d9a44cf805fd83c9090090de20"/>
-      <w:bookmarkStart w:id="43" w:name="_Toc239342059"/>
+      <w:bookmarkStart w:id="43" w:name="_Toc239344219"/>
       <w:bookmarkEnd w:id="40"/>
       <w:r>
         <w:t>5.13 Pengaturan akun</w:t>
@@ -8070,7 +8090,7 @@
         <w:pStyle w:val="Heading3"/>
       </w:pPr>
       <w:bookmarkStart w:id="44" w:name="X9bc72b13b44154bdc35ce08f79154871c13e8b1"/>
-      <w:bookmarkStart w:id="45" w:name="_Toc239342060"/>
+      <w:bookmarkStart w:id="45" w:name="_Toc239344220"/>
       <w:bookmarkEnd w:id="42"/>
       <w:r>
         <w:t>5.14 Bantuan</w:t>
@@ -8112,7 +8132,7 @@
         <w:pStyle w:val="Heading2"/>
       </w:pPr>
       <w:bookmarkStart w:id="46" w:name="X961ae5f36844348c96ddb861e9120a72f929358"/>
-      <w:bookmarkStart w:id="47" w:name="_Toc239342061"/>
+      <w:bookmarkStart w:id="47" w:name="_Toc239344221"/>
       <w:bookmarkEnd w:id="16"/>
       <w:bookmarkEnd w:id="44"/>
       <w:r>
@@ -8133,7 +8153,7 @@
         <w:pStyle w:val="Heading3"/>
       </w:pPr>
       <w:bookmarkStart w:id="48" w:name="X1b712f94c6089b7e9a5f3d806ccff84048501ec"/>
-      <w:bookmarkStart w:id="49" w:name="_Toc239342062"/>
+      <w:bookmarkStart w:id="49" w:name="_Toc239344222"/>
       <w:r>
         <w:t>6.1 Menjadi pengelola</w:t>
       </w:r>
@@ -8390,7 +8410,7 @@
         <w:pStyle w:val="Heading3"/>
       </w:pPr>
       <w:bookmarkStart w:id="50" w:name="Xf64f112687e605603b41f16771bf428893caf26"/>
-      <w:bookmarkStart w:id="51" w:name="_Toc239342063"/>
+      <w:bookmarkStart w:id="51" w:name="_Toc239344223"/>
       <w:bookmarkEnd w:id="48"/>
       <w:r>
         <w:t>6.2 Membuka Dashboard</w:t>
@@ -8432,7 +8452,17 @@
         <w:pStyle w:val="BodyText"/>
       </w:pPr>
       <w:r>
-        <w:t>Menu di bilah sisi (di ponsel: tombol ☰ di kiri atas):</w:t>
+        <w:t xml:space="preserve">Menu di bilah sisi (di ponsel: tombol </w:t>
+      </w:r>
+      <w:r>
+        <w:rPr>
+          <w:b/>
+          <w:bCs/>
+        </w:rPr>
+        <w:t>tiga garis</w:t>
+      </w:r>
+      <w:r>
+        <w:t xml:space="preserve"> ☰ di kiri atas):</w:t>
       </w:r>
     </w:p>
     <w:tbl>
@@ -8629,7 +8659,7 @@
         <w:pStyle w:val="Heading3"/>
       </w:pPr>
       <w:bookmarkStart w:id="52" w:name="Xbf65c1b07228828632ee5d822024ac9aea5b241"/>
-      <w:bookmarkStart w:id="53" w:name="_Toc239342064"/>
+      <w:bookmarkStart w:id="53" w:name="_Toc239344224"/>
       <w:bookmarkEnd w:id="50"/>
       <w:r>
         <w:t>6.3 Statistik</w:t>
@@ -8649,7 +8679,7 @@
         <w:pStyle w:val="Heading3"/>
       </w:pPr>
       <w:bookmarkStart w:id="54" w:name="X25275346912adf16a2af6f0a939b9da4a902625"/>
-      <w:bookmarkStart w:id="55" w:name="_Toc239342065"/>
+      <w:bookmarkStart w:id="55" w:name="_Toc239344225"/>
       <w:bookmarkEnd w:id="52"/>
       <w:r>
         <w:t>6.4 Scan Tiket (check-in)</w:t>
@@ -9179,7 +9209,7 @@
         <w:pStyle w:val="Heading3"/>
       </w:pPr>
       <w:bookmarkStart w:id="56" w:name="Xac5c7995609bf1746b980c08fb816ed80c748c8"/>
-      <w:bookmarkStart w:id="57" w:name="_Toc239342066"/>
+      <w:bookmarkStart w:id="57" w:name="_Toc239344226"/>
       <w:bookmarkEnd w:id="54"/>
       <w:r>
         <w:t>6.5 Destinasi</w:t>
@@ -9595,7 +9625,7 @@
         <w:pStyle w:val="Heading3"/>
       </w:pPr>
       <w:bookmarkStart w:id="58" w:name="X2f2fa53b417780c76a47b19c0a7bd4d8acfcfc9"/>
-      <w:bookmarkStart w:id="59" w:name="_Toc239342067"/>
+      <w:bookmarkStart w:id="59" w:name="_Toc239344227"/>
       <w:bookmarkEnd w:id="56"/>
       <w:r>
         <w:t>6.6 Kamera</w:t>
@@ -9794,7 +9824,7 @@
         <w:pStyle w:val="Heading2"/>
       </w:pPr>
       <w:bookmarkStart w:id="60" w:name="Xc9ac2223c1c511638de8e1803ffe722e55a00ba"/>
-      <w:bookmarkStart w:id="61" w:name="_Toc239342068"/>
+      <w:bookmarkStart w:id="61" w:name="_Toc239344228"/>
       <w:bookmarkEnd w:id="46"/>
       <w:bookmarkEnd w:id="58"/>
       <w:r>
@@ -9815,7 +9845,7 @@
         <w:pStyle w:val="Heading3"/>
       </w:pPr>
       <w:bookmarkStart w:id="62" w:name="X82e040115ff0a176dacd0f5b042797004edd57a"/>
-      <w:bookmarkStart w:id="63" w:name="_Toc239342069"/>
+      <w:bookmarkStart w:id="63" w:name="_Toc239344229"/>
       <w:r>
         <w:t>7.1 Pengguna</w:t>
       </w:r>
@@ -10188,7 +10218,7 @@
         <w:pStyle w:val="Heading3"/>
       </w:pPr>
       <w:bookmarkStart w:id="64" w:name="Xeae865f3994d0e07fa4c2886c629182f93c899d"/>
-      <w:bookmarkStart w:id="65" w:name="_Toc239342070"/>
+      <w:bookmarkStart w:id="65" w:name="_Toc239344230"/>
       <w:bookmarkEnd w:id="62"/>
       <w:r>
         <w:t>7.2 Destinasi</w:t>
@@ -10551,7 +10581,7 @@
         <w:pStyle w:val="Heading3"/>
       </w:pPr>
       <w:bookmarkStart w:id="66" w:name="X6d34126567f9e50f3b9f60e748783c434d3f317"/>
-      <w:bookmarkStart w:id="67" w:name="_Toc239342071"/>
+      <w:bookmarkStart w:id="67" w:name="_Toc239344231"/>
       <w:bookmarkEnd w:id="64"/>
       <w:r>
         <w:t>7.3 Kamera dan alamat server</w:t>
@@ -10619,7 +10649,7 @@
         <w:pStyle w:val="Heading3"/>
       </w:pPr>
       <w:bookmarkStart w:id="68" w:name="Xce59fd72c4fd61961ab63f628cb95746edc6079"/>
-      <w:bookmarkStart w:id="69" w:name="_Toc239342072"/>
+      <w:bookmarkStart w:id="69" w:name="_Toc239344232"/>
       <w:bookmarkEnd w:id="66"/>
       <w:r>
         <w:t>7.4 Statistik global</w:t>
@@ -10654,7 +10684,7 @@
         <w:pStyle w:val="Heading2"/>
       </w:pPr>
       <w:bookmarkStart w:id="70" w:name="X336778724f17237c7030bedd03f5b7723e6f545"/>
-      <w:bookmarkStart w:id="71" w:name="_Toc239342073"/>
+      <w:bookmarkStart w:id="71" w:name="_Toc239344233"/>
       <w:bookmarkEnd w:id="60"/>
       <w:bookmarkEnd w:id="68"/>
       <w:r>
@@ -10667,7 +10697,7 @@
         <w:pStyle w:val="Heading3"/>
       </w:pPr>
       <w:bookmarkStart w:id="72" w:name="masuk"/>
-      <w:bookmarkStart w:id="73" w:name="_Toc239342074"/>
+      <w:bookmarkStart w:id="73" w:name="_Toc239344234"/>
       <w:r>
         <w:t>Masuk</w:t>
       </w:r>
@@ -10756,7 +10786,7 @@
         <w:pStyle w:val="Heading3"/>
       </w:pPr>
       <w:bookmarkStart w:id="74" w:name="pemesanan-dan-pembayaran"/>
-      <w:bookmarkStart w:id="75" w:name="_Toc239342075"/>
+      <w:bookmarkStart w:id="75" w:name="_Toc239344235"/>
       <w:bookmarkEnd w:id="72"/>
       <w:r>
         <w:t>Pemesanan dan pembayaran</w:t>
@@ -10885,7 +10915,7 @@
         <w:pStyle w:val="Heading3"/>
       </w:pPr>
       <w:bookmarkStart w:id="76" w:name="tiket"/>
-      <w:bookmarkStart w:id="77" w:name="_Toc239342076"/>
+      <w:bookmarkStart w:id="77" w:name="_Toc239344236"/>
       <w:bookmarkEnd w:id="74"/>
       <w:r>
         <w:t>Tiket</w:t>
@@ -10940,7 +10970,7 @@
         <w:pStyle w:val="Heading3"/>
       </w:pPr>
       <w:bookmarkStart w:id="78" w:name="pantauan"/>
-      <w:bookmarkStart w:id="79" w:name="_Toc239342077"/>
+      <w:bookmarkStart w:id="79" w:name="_Toc239344237"/>
       <w:bookmarkEnd w:id="76"/>
       <w:r>
         <w:t>Pantauan</w:t>
@@ -11008,7 +11038,7 @@
         <w:pStyle w:val="Heading3"/>
       </w:pPr>
       <w:bookmarkStart w:id="80" w:name="pemindaian-tiket-petugas"/>
-      <w:bookmarkStart w:id="81" w:name="_Toc239342078"/>
+      <w:bookmarkStart w:id="81" w:name="_Toc239344238"/>
       <w:bookmarkEnd w:id="78"/>
       <w:r>
         <w:t>Pemindaian tiket (petugas)</w:t>
@@ -11053,7 +11083,7 @@
         <w:pStyle w:val="Heading3"/>
       </w:pPr>
       <w:bookmarkStart w:id="82" w:name="mengelola-destinasi-pengelola--admin"/>
-      <w:bookmarkStart w:id="83" w:name="_Toc239342079"/>
+      <w:bookmarkStart w:id="83" w:name="_Toc239344239"/>
       <w:bookmarkEnd w:id="80"/>
       <w:r>
         <w:t>Mengelola destinasi (pengelola &amp; admin)</w:t>
@@ -11158,7 +11188,7 @@
         <w:pStyle w:val="Heading2"/>
       </w:pPr>
       <w:bookmarkStart w:id="84" w:name="X3c0b3a809d5b9d5cbf459ba95e1b4b519475e12"/>
-      <w:bookmarkStart w:id="85" w:name="_Toc239342080"/>
+      <w:bookmarkStart w:id="85" w:name="_Toc239344240"/>
       <w:bookmarkEnd w:id="70"/>
       <w:bookmarkEnd w:id="82"/>
       <w:r>
@@ -11607,7 +11637,7 @@
         <w:pStyle w:val="Heading2"/>
       </w:pPr>
       <w:bookmarkStart w:id="86" w:name="dokumen-terkait"/>
-      <w:bookmarkStart w:id="87" w:name="_Toc239342081"/>
+      <w:bookmarkStart w:id="87" w:name="_Toc239344241"/>
       <w:bookmarkEnd w:id="84"/>
       <w:r>
         <w:t>Dokumen terkait</w:t>
@@ -11774,7 +11804,7 @@
   <w:abstractNum w:abstractNumId="0" w15:restartNumberingAfterBreak="0">
     <w:nsid w:val="0000A990"/>
     <w:multiLevelType w:val="multilevel"/>
-    <w:tmpl w:val="6B507866"/>
+    <w:tmpl w:val="B62E78A0"/>
     <w:lvl w:ilvl="0">
       <w:numFmt w:val="bullet"/>
       <w:lvlText w:val=" "/>
@@ -11851,7 +11881,7 @@
   <w:abstractNum w:abstractNumId="1" w15:restartNumberingAfterBreak="0">
     <w:nsid w:val="0000A991"/>
     <w:multiLevelType w:val="multilevel"/>
-    <w:tmpl w:val="13BA190A"/>
+    <w:tmpl w:val="450E8186"/>
     <w:lvl w:ilvl="0">
       <w:numFmt w:val="bullet"/>
       <w:lvlText w:val=""/>
@@ -11955,7 +11985,7 @@
   <w:abstractNum w:abstractNumId="2" w15:restartNumberingAfterBreak="0">
     <w:nsid w:val="00A99411"/>
     <w:multiLevelType w:val="multilevel"/>
-    <w:tmpl w:val="0D1A24F8"/>
+    <w:tmpl w:val="6B263386"/>
     <w:lvl w:ilvl="0">
       <w:start w:val="1"/>
       <w:numFmt w:val="decimal"/>
@@ -12038,19 +12068,19 @@
       </w:pPr>
     </w:lvl>
   </w:abstractNum>
-  <w:num w:numId="1" w16cid:durableId="1331525041">
+  <w:num w:numId="1" w16cid:durableId="1468471275">
     <w:abstractNumId w:val="0"/>
   </w:num>
-  <w:num w:numId="2" w16cid:durableId="718167468">
+  <w:num w:numId="2" w16cid:durableId="1221866529">
     <w:abstractNumId w:val="1"/>
   </w:num>
-  <w:num w:numId="3" w16cid:durableId="1734962395">
+  <w:num w:numId="3" w16cid:durableId="1444954268">
     <w:abstractNumId w:val="1"/>
   </w:num>
-  <w:num w:numId="4" w16cid:durableId="1033848455">
+  <w:num w:numId="4" w16cid:durableId="148911293">
     <w:abstractNumId w:val="1"/>
   </w:num>
-  <w:num w:numId="5" w16cid:durableId="2113359035">
+  <w:num w:numId="5" w16cid:durableId="447705895">
     <w:abstractNumId w:val="2"/>
     <w:lvlOverride w:ilvl="0">
       <w:startOverride w:val="1"/>
@@ -12080,16 +12110,16 @@
       <w:startOverride w:val="1"/>
     </w:lvlOverride>
   </w:num>
-  <w:num w:numId="6" w16cid:durableId="91323748">
+  <w:num w:numId="6" w16cid:durableId="1340888015">
     <w:abstractNumId w:val="1"/>
   </w:num>
-  <w:num w:numId="7" w16cid:durableId="848830912">
+  <w:num w:numId="7" w16cid:durableId="566918390">
     <w:abstractNumId w:val="1"/>
   </w:num>
-  <w:num w:numId="8" w16cid:durableId="2074161960">
+  <w:num w:numId="8" w16cid:durableId="235744830">
     <w:abstractNumId w:val="1"/>
   </w:num>
-  <w:num w:numId="9" w16cid:durableId="1510215698">
+  <w:num w:numId="9" w16cid:durableId="799886030">
     <w:abstractNumId w:val="2"/>
     <w:lvlOverride w:ilvl="0">
       <w:startOverride w:val="1"/>
@@ -12119,10 +12149,10 @@
       <w:startOverride w:val="1"/>
     </w:lvlOverride>
   </w:num>
-  <w:num w:numId="10" w16cid:durableId="279649182">
+  <w:num w:numId="10" w16cid:durableId="1597981551">
     <w:abstractNumId w:val="1"/>
   </w:num>
-  <w:num w:numId="11" w16cid:durableId="1076241089">
+  <w:num w:numId="11" w16cid:durableId="977341088">
     <w:abstractNumId w:val="2"/>
     <w:lvlOverride w:ilvl="0">
       <w:startOverride w:val="1"/>
@@ -12152,7 +12182,7 @@
       <w:startOverride w:val="1"/>
     </w:lvlOverride>
   </w:num>
-  <w:num w:numId="12" w16cid:durableId="990914283">
+  <w:num w:numId="12" w16cid:durableId="112868178">
     <w:abstractNumId w:val="2"/>
     <w:lvlOverride w:ilvl="0">
       <w:startOverride w:val="1"/>
@@ -12182,13 +12212,13 @@
       <w:startOverride w:val="1"/>
     </w:lvlOverride>
   </w:num>
-  <w:num w:numId="13" w16cid:durableId="2096246027">
+  <w:num w:numId="13" w16cid:durableId="1749881228">
     <w:abstractNumId w:val="1"/>
   </w:num>
-  <w:num w:numId="14" w16cid:durableId="191385839">
+  <w:num w:numId="14" w16cid:durableId="1180123524">
     <w:abstractNumId w:val="1"/>
   </w:num>
-  <w:num w:numId="15" w16cid:durableId="794176966">
+  <w:num w:numId="15" w16cid:durableId="1166629956">
     <w:abstractNumId w:val="2"/>
     <w:lvlOverride w:ilvl="0">
       <w:startOverride w:val="1"/>
@@ -12218,7 +12248,7 @@
       <w:startOverride w:val="1"/>
     </w:lvlOverride>
   </w:num>
-  <w:num w:numId="16" w16cid:durableId="285548649">
+  <w:num w:numId="16" w16cid:durableId="1434933261">
     <w:abstractNumId w:val="2"/>
     <w:lvlOverride w:ilvl="0">
       <w:startOverride w:val="1"/>
@@ -12248,10 +12278,10 @@
       <w:startOverride w:val="1"/>
     </w:lvlOverride>
   </w:num>
-  <w:num w:numId="17" w16cid:durableId="1121455810">
+  <w:num w:numId="17" w16cid:durableId="2086998693">
     <w:abstractNumId w:val="1"/>
   </w:num>
-  <w:num w:numId="18" w16cid:durableId="1424184552">
+  <w:num w:numId="18" w16cid:durableId="630593422">
     <w:abstractNumId w:val="2"/>
     <w:lvlOverride w:ilvl="0">
       <w:startOverride w:val="1"/>
@@ -12281,16 +12311,16 @@
       <w:startOverride w:val="1"/>
     </w:lvlOverride>
   </w:num>
-  <w:num w:numId="19" w16cid:durableId="1265965743">
+  <w:num w:numId="19" w16cid:durableId="384380343">
     <w:abstractNumId w:val="1"/>
   </w:num>
-  <w:num w:numId="20" w16cid:durableId="1324041810">
+  <w:num w:numId="20" w16cid:durableId="1999191294">
     <w:abstractNumId w:val="1"/>
   </w:num>
-  <w:num w:numId="21" w16cid:durableId="200438552">
+  <w:num w:numId="21" w16cid:durableId="1570580317">
     <w:abstractNumId w:val="1"/>
   </w:num>
-  <w:num w:numId="22" w16cid:durableId="545143774">
+  <w:num w:numId="22" w16cid:durableId="1754930610">
     <w:abstractNumId w:val="1"/>
   </w:num>
 </w:numbering>
@@ -13516,7 +13546,7 @@
     <w:next w:val="Normal"/>
     <w:autoRedefine/>
     <w:uiPriority w:val="39"/>
-    <w:rsid w:val="00B60159"/>
+    <w:rsid w:val="00E414EB"/>
     <w:pPr>
       <w:spacing w:after="100"/>
     </w:pPr>
@@ -13527,7 +13557,7 @@
     <w:next w:val="Normal"/>
     <w:autoRedefine/>
     <w:uiPriority w:val="39"/>
-    <w:rsid w:val="00B60159"/>
+    <w:rsid w:val="00E414EB"/>
     <w:pPr>
       <w:spacing w:after="100"/>
       <w:ind w:left="240"/>
@@ -13539,7 +13569,7 @@
     <w:next w:val="Normal"/>
     <w:autoRedefine/>
     <w:uiPriority w:val="39"/>
-    <w:rsid w:val="00B60159"/>
+    <w:rsid w:val="00E414EB"/>
     <w:pPr>
       <w:spacing w:after="100"/>
       <w:ind w:left="480"/>
